--- a/doc_templates/laptop_replacement.docx
+++ b/doc_templates/laptop_replacement.docx
@@ -4,9 +4,8 @@
   <w:body>
     <w:tbl>
       <w:tblPr>
-        <w:tblpPr w:leftFromText="180" w:rightFromText="180" w:vertAnchor="text" w:horzAnchor="page" w:tblpX="1" w:tblpY="-2284"/>
-        <w:tblOverlap w:val="never"/>
-        <w:tblW w:w="13380" w:type="dxa"/>
+        <w:tblW w:w="10291" w:type="dxa"/>
+        <w:jc w:val="right"/>
         <w:tblCellSpacing w:w="0" w:type="dxa"/>
         <w:tblCellMar>
           <w:left w:w="0" w:type="dxa"/>
@@ -15,7 +14,7 @@
         <w:tblLook w:val="04A0" w:firstRow="1" w:lastRow="0" w:firstColumn="1" w:lastColumn="0" w:noHBand="0" w:noVBand="1"/>
       </w:tblPr>
       <w:tblGrid>
-        <w:gridCol w:w="13420"/>
+        <w:gridCol w:w="10322"/>
       </w:tblGrid>
       <w:tr>
         <w:trPr>
@@ -24,7 +23,7 @@
         </w:trPr>
         <w:tc>
           <w:tcPr>
-            <w:tcW w:w="13380" w:type="dxa"/>
+            <w:tcW w:w="10291" w:type="dxa"/>
             <w:vMerge w:val="restart"/>
             <w:tcBorders>
               <w:top w:val="single" w:sz="8" w:space="0" w:color="auto"/>
@@ -38,22 +37,7 @@
           </w:tcPr>
           <w:p>
             <w:pPr>
-              <w:spacing w:after="0" w:line="240" w:lineRule="auto"/>
-              <w:ind w:right="432"/>
-              <w:jc w:val="center"/>
-              <w:rPr>
-                <w:rFonts w:ascii="Calibri" w:eastAsia="Times New Roman" w:hAnsi="Calibri" w:cs="Calibri"/>
-                <w:b/>
-                <w:bCs/>
-                <w:color w:val="000000"/>
-                <w:kern w:val="0"/>
-                <w:sz w:val="36"/>
-                <w:szCs w:val="36"/>
-                <w:u w:val="single"/>
-                <w:rtl/>
-                <w:lang w:bidi="ar-EG"/>
-                <w14:ligatures w14:val="none"/>
-              </w:rPr>
+              <w:jc w:val="left"/>
             </w:pPr>
             <w:r>
               <w:rPr>
@@ -63,17 +47,9 @@
                 <w14:ligatures w14:val="none"/>
               </w:rPr>
               <w:drawing>
-                <wp:anchor distT="0" distB="0" distL="114300" distR="114300" simplePos="0" relativeHeight="251661312" behindDoc="0" locked="0" layoutInCell="1" allowOverlap="1" wp14:anchorId="12F5021F" wp14:editId="57FE0C9E">
-                  <wp:simplePos x="0" y="0"/>
-                  <wp:positionH relativeFrom="column">
-                    <wp:posOffset>110490</wp:posOffset>
-                  </wp:positionH>
-                  <wp:positionV relativeFrom="paragraph">
-                    <wp:posOffset>703580</wp:posOffset>
-                  </wp:positionV>
+                <wp:inline distT="0" distB="0" distL="0" distR="0">
                   <wp:extent cx="1066800" cy="457200"/>
                   <wp:effectExtent l="0" t="0" r="0" b="0"/>
-                  <wp:wrapTopAndBottom/>
                   <wp:docPr id="2030093955" name="Picture 1"/>
                   <wp:cNvGraphicFramePr>
                     <a:graphicFrameLocks xmlns:a="http://schemas.openxmlformats.org/drawingml/2006/main"/>
@@ -113,15 +89,29 @@
                       </pic:pic>
                     </a:graphicData>
                   </a:graphic>
-                  <wp14:sizeRelH relativeFrom="margin">
-                    <wp14:pctWidth>0</wp14:pctWidth>
-                  </wp14:sizeRelH>
-                  <wp14:sizeRelV relativeFrom="margin">
-                    <wp14:pctHeight>0</wp14:pctHeight>
-                  </wp14:sizeRelV>
-                </wp:anchor>
+                </wp:inline>
               </w:drawing>
             </w:r>
+          </w:p>
+          <w:p>
+            <w:pPr>
+              <w:spacing w:after="0" w:line="240" w:lineRule="auto"/>
+              <w:ind w:right="432"/>
+              <w:jc w:val="center"/>
+              <w:rPr>
+                <w:rFonts w:ascii="Calibri" w:eastAsia="Times New Roman" w:hAnsi="Calibri" w:cs="Calibri"/>
+                <w:b/>
+                <w:bCs/>
+                <w:color w:val="000000"/>
+                <w:kern w:val="0"/>
+                <w:sz w:val="36"/>
+                <w:szCs w:val="36"/>
+                <w:u w:val="single"/>
+                <w:rtl/>
+                <w:lang w:bidi="ar-EG"/>
+                <w14:ligatures w14:val="none"/>
+              </w:rPr>
+            </w:pPr>
             <w:r>
               <w:rPr>
                 <w:rFonts w:ascii="Calibri" w:eastAsia="Times New Roman" w:hAnsi="Calibri" w:cs="Calibri"/>
@@ -248,8 +238,8 @@
     <w:tbl>
       <w:tblPr>
         <w:tblStyle w:val="TableGrid"/>
-        <w:tblpPr w:leftFromText="180" w:rightFromText="180" w:vertAnchor="text" w:horzAnchor="page" w:tblpX="2005" w:tblpY="109"/>
         <w:tblW w:w="0" w:type="auto"/>
+        <w:jc w:val="right"/>
         <w:tblBorders>
           <w:top w:val="none" w:sz="0" w:space="0" w:color="auto"/>
           <w:left w:val="none" w:sz="0" w:space="0" w:color="auto"/>
@@ -275,6 +265,7 @@
           </w:tcPr>
           <w:p>
             <w:pPr>
+              <w:spacing w:before="240"/>
               <w:jc w:val="right"/>
               <w:rPr>
                 <w:rFonts w:ascii="Calibri" w:hAnsi="Calibri" w:cs="Calibri"/>
@@ -368,6 +359,7 @@
           </w:tcPr>
           <w:p>
             <w:pPr>
+              <w:spacing w:before="240"/>
               <w:jc w:val="right"/>
               <w:rPr>
                 <w:rFonts w:ascii="Calibri" w:hAnsi="Calibri" w:cs="Calibri"/>
@@ -420,6 +412,7 @@
           </w:tcPr>
           <w:p>
             <w:pPr>
+              <w:spacing w:before="240"/>
               <w:jc w:val="right"/>
               <w:rPr>
                 <w:rFonts w:ascii="Calibri" w:hAnsi="Calibri" w:cs="Calibri"/>
@@ -495,8 +488,8 @@
     <w:tbl>
       <w:tblPr>
         <w:tblStyle w:val="TableGrid"/>
-        <w:tblpPr w:leftFromText="180" w:rightFromText="180" w:vertAnchor="text" w:horzAnchor="margin" w:tblpY="569"/>
         <w:tblW w:w="10322" w:type="dxa"/>
+        <w:jc w:val="right"/>
         <w:tblBorders>
           <w:top w:val="none" w:sz="0" w:space="0" w:color="auto"/>
           <w:left w:val="none" w:sz="0" w:space="0" w:color="auto"/>
@@ -982,17 +975,18 @@
     </w:p>
     <w:tbl>
       <w:tblPr>
-        <w:tblW w:w="12048" w:type="dxa"/>
-        <w:tblInd w:w="-1180" w:type="dxa"/>
+        <w:tblW w:w="10322" w:type="dxa"/>
+        <w:jc w:val="right"/>
+        <w:tblInd w:w="0" w:type="dxa"/>
         <w:tblLook w:val="04A0" w:firstRow="1" w:lastRow="0" w:firstColumn="1" w:lastColumn="0" w:noHBand="0" w:noVBand="1"/>
       </w:tblPr>
       <w:tblGrid>
-        <w:gridCol w:w="2712"/>
-        <w:gridCol w:w="2548"/>
-        <w:gridCol w:w="851"/>
-        <w:gridCol w:w="1942"/>
-        <w:gridCol w:w="1671"/>
-        <w:gridCol w:w="2324"/>
+        <w:gridCol w:w="2323"/>
+        <w:gridCol w:w="2183"/>
+        <w:gridCol w:w="729"/>
+        <w:gridCol w:w="1664"/>
+        <w:gridCol w:w="1432"/>
+        <w:gridCol w:w="1991"/>
       </w:tblGrid>
       <w:tr>
         <w:trPr>
@@ -1000,7 +994,7 @@
         </w:trPr>
         <w:tc>
           <w:tcPr>
-            <w:tcW w:w="2712" w:type="dxa"/>
+            <w:tcW w:w="2323" w:type="dxa"/>
             <w:tcBorders>
               <w:top w:val="single" w:sz="8" w:space="0" w:color="auto"/>
               <w:left w:val="single" w:sz="8" w:space="0" w:color="auto"/>
@@ -1057,7 +1051,7 @@
         </w:tc>
         <w:tc>
           <w:tcPr>
-            <w:tcW w:w="2548" w:type="dxa"/>
+            <w:tcW w:w="2183" w:type="dxa"/>
             <w:tcBorders>
               <w:top w:val="single" w:sz="8" w:space="0" w:color="auto"/>
               <w:left w:val="nil"/>
@@ -1101,7 +1095,7 @@
         </w:tc>
         <w:tc>
           <w:tcPr>
-            <w:tcW w:w="851" w:type="dxa"/>
+            <w:tcW w:w="729" w:type="dxa"/>
             <w:tcBorders>
               <w:top w:val="single" w:sz="8" w:space="0" w:color="auto"/>
               <w:left w:val="nil"/>
@@ -1145,7 +1139,7 @@
         </w:tc>
         <w:tc>
           <w:tcPr>
-            <w:tcW w:w="1942" w:type="dxa"/>
+            <w:tcW w:w="1664" w:type="dxa"/>
             <w:tcBorders>
               <w:top w:val="single" w:sz="8" w:space="0" w:color="auto"/>
               <w:left w:val="nil"/>
@@ -1189,7 +1183,7 @@
         </w:tc>
         <w:tc>
           <w:tcPr>
-            <w:tcW w:w="1671" w:type="dxa"/>
+            <w:tcW w:w="1432" w:type="dxa"/>
             <w:tcBorders>
               <w:top w:val="single" w:sz="8" w:space="0" w:color="auto"/>
               <w:left w:val="nil"/>
@@ -1233,7 +1227,7 @@
         </w:tc>
         <w:tc>
           <w:tcPr>
-            <w:tcW w:w="2324" w:type="dxa"/>
+            <w:tcW w:w="1991" w:type="dxa"/>
             <w:tcBorders>
               <w:top w:val="single" w:sz="8" w:space="0" w:color="auto"/>
               <w:left w:val="nil"/>
@@ -1282,7 +1276,7 @@
         </w:trPr>
         <w:tc>
           <w:tcPr>
-            <w:tcW w:w="2712" w:type="dxa"/>
+            <w:tcW w:w="2323" w:type="dxa"/>
             <w:tcBorders>
               <w:top w:val="nil"/>
               <w:left w:val="single" w:sz="8" w:space="0" w:color="auto"/>
@@ -1333,7 +1327,7 @@
         </w:tc>
         <w:tc>
           <w:tcPr>
-            <w:tcW w:w="2548" w:type="dxa"/>
+            <w:tcW w:w="2183" w:type="dxa"/>
             <w:tcBorders>
               <w:top w:val="nil"/>
               <w:left w:val="nil"/>
@@ -1368,7 +1362,7 @@
         </w:tc>
         <w:tc>
           <w:tcPr>
-            <w:tcW w:w="851" w:type="dxa"/>
+            <w:tcW w:w="729" w:type="dxa"/>
             <w:tcBorders>
               <w:top w:val="nil"/>
               <w:left w:val="nil"/>
@@ -1408,7 +1402,7 @@
         </w:tc>
         <w:tc>
           <w:tcPr>
-            <w:tcW w:w="1942" w:type="dxa"/>
+            <w:tcW w:w="1664" w:type="dxa"/>
             <w:tcBorders>
               <w:top w:val="nil"/>
               <w:left w:val="nil"/>
@@ -1460,7 +1454,7 @@
         </w:tc>
         <w:tc>
           <w:tcPr>
-            <w:tcW w:w="1671" w:type="dxa"/>
+            <w:tcW w:w="1432" w:type="dxa"/>
             <w:tcBorders>
               <w:top w:val="nil"/>
               <w:left w:val="nil"/>
@@ -1520,7 +1514,7 @@
         </w:tc>
         <w:tc>
           <w:tcPr>
-            <w:tcW w:w="2324" w:type="dxa"/>
+            <w:tcW w:w="1991" w:type="dxa"/>
             <w:tcBorders>
               <w:top w:val="nil"/>
               <w:left w:val="nil"/>
@@ -1607,17 +1601,18 @@
     </w:p>
     <w:tbl>
       <w:tblPr>
-        <w:tblW w:w="12083" w:type="dxa"/>
-        <w:tblInd w:w="-1180" w:type="dxa"/>
+        <w:tblW w:w="10322" w:type="dxa"/>
+        <w:jc w:val="right"/>
+        <w:tblInd w:w="0" w:type="dxa"/>
         <w:tblLook w:val="04A0" w:firstRow="1" w:lastRow="0" w:firstColumn="1" w:lastColumn="0" w:noHBand="0" w:noVBand="1"/>
       </w:tblPr>
       <w:tblGrid>
-        <w:gridCol w:w="2747"/>
-        <w:gridCol w:w="2548"/>
-        <w:gridCol w:w="851"/>
-        <w:gridCol w:w="1942"/>
-        <w:gridCol w:w="1671"/>
-        <w:gridCol w:w="2324"/>
+        <w:gridCol w:w="2347"/>
+        <w:gridCol w:w="2177"/>
+        <w:gridCol w:w="727"/>
+        <w:gridCol w:w="1659"/>
+        <w:gridCol w:w="1427"/>
+        <w:gridCol w:w="1985"/>
       </w:tblGrid>
       <w:tr>
         <w:trPr>
@@ -1625,7 +1620,7 @@
         </w:trPr>
         <w:tc>
           <w:tcPr>
-            <w:tcW w:w="2747" w:type="dxa"/>
+            <w:tcW w:w="2347" w:type="dxa"/>
             <w:tcBorders>
               <w:top w:val="single" w:sz="8" w:space="0" w:color="auto"/>
               <w:left w:val="single" w:sz="8" w:space="0" w:color="auto"/>
@@ -1669,7 +1664,7 @@
         </w:tc>
         <w:tc>
           <w:tcPr>
-            <w:tcW w:w="2548" w:type="dxa"/>
+            <w:tcW w:w="2177" w:type="dxa"/>
             <w:tcBorders>
               <w:top w:val="single" w:sz="8" w:space="0" w:color="auto"/>
               <w:left w:val="nil"/>
@@ -1713,7 +1708,7 @@
         </w:tc>
         <w:tc>
           <w:tcPr>
-            <w:tcW w:w="851" w:type="dxa"/>
+            <w:tcW w:w="727" w:type="dxa"/>
             <w:tcBorders>
               <w:top w:val="single" w:sz="8" w:space="0" w:color="auto"/>
               <w:left w:val="nil"/>
@@ -1757,7 +1752,7 @@
         </w:tc>
         <w:tc>
           <w:tcPr>
-            <w:tcW w:w="1942" w:type="dxa"/>
+            <w:tcW w:w="1659" w:type="dxa"/>
             <w:tcBorders>
               <w:top w:val="single" w:sz="8" w:space="0" w:color="auto"/>
               <w:left w:val="nil"/>
@@ -1801,7 +1796,7 @@
         </w:tc>
         <w:tc>
           <w:tcPr>
-            <w:tcW w:w="1671" w:type="dxa"/>
+            <w:tcW w:w="1427" w:type="dxa"/>
             <w:tcBorders>
               <w:top w:val="single" w:sz="8" w:space="0" w:color="auto"/>
               <w:left w:val="nil"/>
@@ -1845,7 +1840,7 @@
         </w:tc>
         <w:tc>
           <w:tcPr>
-            <w:tcW w:w="2324" w:type="dxa"/>
+            <w:tcW w:w="1985" w:type="dxa"/>
             <w:tcBorders>
               <w:top w:val="single" w:sz="8" w:space="0" w:color="auto"/>
               <w:left w:val="nil"/>
@@ -1894,7 +1889,7 @@
         </w:trPr>
         <w:tc>
           <w:tcPr>
-            <w:tcW w:w="2747" w:type="dxa"/>
+            <w:tcW w:w="2347" w:type="dxa"/>
             <w:tcBorders>
               <w:top w:val="nil"/>
               <w:left w:val="single" w:sz="8" w:space="0" w:color="auto"/>
@@ -1999,7 +1994,7 @@
         </w:tc>
         <w:tc>
           <w:tcPr>
-            <w:tcW w:w="2548" w:type="dxa"/>
+            <w:tcW w:w="2177" w:type="dxa"/>
             <w:tcBorders>
               <w:top w:val="nil"/>
               <w:left w:val="nil"/>
@@ -2039,7 +2034,7 @@
         </w:tc>
         <w:tc>
           <w:tcPr>
-            <w:tcW w:w="851" w:type="dxa"/>
+            <w:tcW w:w="727" w:type="dxa"/>
             <w:tcBorders>
               <w:top w:val="nil"/>
               <w:left w:val="nil"/>
@@ -2079,7 +2074,7 @@
         </w:tc>
         <w:tc>
           <w:tcPr>
-            <w:tcW w:w="1942" w:type="dxa"/>
+            <w:tcW w:w="1659" w:type="dxa"/>
             <w:tcBorders>
               <w:top w:val="nil"/>
               <w:left w:val="nil"/>
@@ -2132,7 +2127,7 @@
         </w:tc>
         <w:tc>
           <w:tcPr>
-            <w:tcW w:w="1671" w:type="dxa"/>
+            <w:tcW w:w="1427" w:type="dxa"/>
             <w:tcBorders>
               <w:top w:val="nil"/>
               <w:left w:val="nil"/>
@@ -2192,7 +2187,7 @@
         </w:tc>
         <w:tc>
           <w:tcPr>
-            <w:tcW w:w="2324" w:type="dxa"/>
+            <w:tcW w:w="1985" w:type="dxa"/>
             <w:tcBorders>
               <w:top w:val="nil"/>
               <w:left w:val="nil"/>
@@ -2297,8 +2292,8 @@
     <w:tbl>
       <w:tblPr>
         <w:tblStyle w:val="TableGrid"/>
-        <w:tblpPr w:leftFromText="180" w:rightFromText="180" w:vertAnchor="text" w:horzAnchor="margin" w:tblpY="-30"/>
-        <w:tblW w:w="10441" w:type="dxa"/>
+        <w:tblW w:w="10322" w:type="dxa"/>
+        <w:jc w:val="right"/>
         <w:tblBorders>
           <w:top w:val="none" w:sz="0" w:space="0" w:color="auto"/>
           <w:left w:val="none" w:sz="0" w:space="0" w:color="auto"/>
@@ -2310,8 +2305,8 @@
         <w:tblLook w:val="04A0" w:firstRow="1" w:lastRow="0" w:firstColumn="1" w:lastColumn="0" w:noHBand="0" w:noVBand="1"/>
       </w:tblPr>
       <w:tblGrid>
-        <w:gridCol w:w="5234"/>
-        <w:gridCol w:w="5207"/>
+        <w:gridCol w:w="5174"/>
+        <w:gridCol w:w="5148"/>
       </w:tblGrid>
       <w:tr>
         <w:trPr>
@@ -2319,7 +2314,7 @@
         </w:trPr>
         <w:tc>
           <w:tcPr>
-            <w:tcW w:w="5234" w:type="dxa"/>
+            <w:tcW w:w="5174" w:type="dxa"/>
           </w:tcPr>
           <w:p>
             <w:pPr>
@@ -2384,7 +2379,7 @@
         </w:tc>
         <w:tc>
           <w:tcPr>
-            <w:tcW w:w="5207" w:type="dxa"/>
+            <w:tcW w:w="5148" w:type="dxa"/>
           </w:tcPr>
           <w:p>
             <w:pPr>
@@ -2435,7 +2430,7 @@
         </w:trPr>
         <w:tc>
           <w:tcPr>
-            <w:tcW w:w="5234" w:type="dxa"/>
+            <w:tcW w:w="5174" w:type="dxa"/>
           </w:tcPr>
           <w:p>
             <w:pPr>
@@ -2480,7 +2475,7 @@
         </w:tc>
         <w:tc>
           <w:tcPr>
-            <w:tcW w:w="5207" w:type="dxa"/>
+            <w:tcW w:w="5148" w:type="dxa"/>
           </w:tcPr>
           <w:p>
             <w:pPr>
@@ -2531,8 +2526,8 @@
     <w:tbl>
       <w:tblPr>
         <w:tblStyle w:val="TableGrid"/>
-        <w:tblpPr w:leftFromText="180" w:rightFromText="180" w:vertAnchor="text" w:horzAnchor="margin" w:tblpY="1034"/>
         <w:tblW w:w="10079" w:type="dxa"/>
+        <w:jc w:val="right"/>
         <w:tblBorders>
           <w:top w:val="none" w:sz="0" w:space="0" w:color="auto"/>
           <w:left w:val="none" w:sz="0" w:space="0" w:color="auto"/>
@@ -4833,6 +4828,7 @@
       <w:tblPr>
         <w:tblStyle w:val="TableGrid"/>
         <w:tblW w:w="0" w:type="auto"/>
+        <w:jc w:val="right"/>
         <w:tblBorders>
           <w:top w:val="none" w:sz="0" w:space="0" w:color="auto"/>
           <w:left w:val="none" w:sz="0" w:space="0" w:color="auto"/>
@@ -5081,6 +5077,7 @@
     </w:p>
     <w:p>
       <w:pPr>
+        <w:spacing w:before="360"/>
         <w:ind w:right="144"/>
         <w:jc w:val="right"/>
         <w:rPr>
@@ -5145,7 +5142,7 @@
     </w:p>
     <w:sectPr>
       <w:pgSz w:w="11906" w:h="16838" w:code="9"/>
-      <w:pgMar w:top="1440" w:right="144" w:bottom="720" w:left="1440" w:header="720" w:footer="720" w:gutter="0"/>
+      <w:pgMar w:top="648" w:right="792" w:bottom="604" w:left="792" w:header="720" w:footer="720" w:gutter="0"/>
       <w:cols w:space="720"/>
       <w:docGrid w:linePitch="360"/>
     </w:sectPr>
